--- a/downloads/teacher/05 Materials/Unit 03/Slides/Slides 03.01 - Stages From Infant to Older Adult.docx
+++ b/downloads/teacher/05 Materials/Unit 03/Slides/Slides 03.01 - Stages From Infant to Older Adult.docx
@@ -17,7 +17,7 @@
         <w:pStyle w:val="FirstParagraph"/>
       </w:pPr>
       <w:r>
-        <w:t xml:space="preserve">Slide outline for Lesson 3.1. Eleven slides. Slide 1 is the ClassroomStreet Round 2 close and belongs to Unit 2; it runs for 10 minutes before the lesson starts. Sal fills in the standings before class.</w:t>
+        <w:t xml:space="preserve">Slide outline for Lesson 3.1. Eleven slides. Slide 1 is the ClassroomStreet Round 2 close and belongs to Unit 2; it runs for 10 minutes before the lesson starts. I fill in the standings before class.</w:t>
       </w:r>
     </w:p>
     <w:p>
@@ -40,15 +40,6 @@
       </w:pPr>
       <w:r>
         <w:t xml:space="preserve">Standings by merchant number</w:t>
-      </w:r>
-      <w:r>
-        <w:t xml:space="preserve"> </w:t>
-      </w:r>
-      <w:r>
-        <w:rPr>
-          <w:rStyle w:val="TeacherNote"/>
-        </w:rPr>
-        <w:t xml:space="preserve">[Sal: paste the leaderboard, no names]</w:t>
       </w:r>
     </w:p>
     <w:p>
